--- a/guides/student_guide.docx
+++ b/guides/student_guide.docx
@@ -2,33 +2,7 @@
 <file path=word/document.xml><?xml version="1.0" encoding="utf-8"?>
 <w:document xmlns:w="http://schemas.openxmlformats.org/wordprocessingml/2006/main" xmlns:m="http://schemas.openxmlformats.org/officeDocument/2006/math" xmlns:r="http://schemas.openxmlformats.org/officeDocument/2006/relationships" xmlns:o="urn:schemas-microsoft-com:office:office" xmlns:v="urn:schemas-microsoft-com:vml" xmlns:w10="urn:schemas-microsoft-com:office:word" xmlns:a="http://schemas.openxmlformats.org/drawingml/2006/main" xmlns:pic="http://schemas.openxmlformats.org/drawingml/2006/picture" xmlns:wp="http://schemas.openxmlformats.org/drawingml/2006/wordprocessingDrawing">
   <w:body>
-    <w:sdt>
-      <w:sdtPr>
-        <w:docPartObj>
-          <w:docPartGallery w:val="Table of Contents"/>
-          <w:docPartUnique/>
-        </w:docPartObj>
-      </w:sdtPr>
-      <w:sdtContent>
-        <w:p>
-          <w:pPr>
-            <w:pStyle w:val="TOCHeading"/>
-          </w:pPr>
-          <w:r>
-            <w:t xml:space="preserve">Table of Contents</w:t>
-          </w:r>
-        </w:p>
-        <w:p>
-          <w:r>
-            <w:fldChar w:fldCharType="begin" w:dirty="true"/>
-            <w:instrText xml:space="preserve">TOC \o "1-2" \h \z \u</w:instrText>
-            <w:fldChar w:fldCharType="separate"/>
-            <w:fldChar w:fldCharType="end"/>
-          </w:r>
-        </w:p>
-      </w:sdtContent>
-    </w:sdt>
-    <w:bookmarkStart w:id="50" w:name="X9b7a2a6b63b9bb8524d2beacf5dd3609d6434c4"/>
+    <w:bookmarkStart w:id="59" w:name="X9b7a2a6b63b9bb8524d2beacf5dd3609d6434c4"/>
     <w:p>
       <w:pPr>
         <w:pStyle w:val="Heading1"/>
@@ -717,7 +691,7 @@
     </w:p>
     <w:bookmarkEnd w:id="23"/>
     <w:bookmarkEnd w:id="24"/>
-    <w:bookmarkStart w:id="25" w:name="главная-страница-кабинета"/>
+    <w:bookmarkStart w:id="28" w:name="главная-страница-кабинета"/>
     <w:p>
       <w:pPr>
         <w:pStyle w:val="Heading2"/>
@@ -741,6 +715,61 @@
       </w:r>
       <w:r>
         <w:t xml:space="preserve">). Здесь вы видите:</w:t>
+      </w:r>
+    </w:p>
+    <w:p>
+      <w:pPr>
+        <w:pStyle w:val="CaptionedFigure"/>
+      </w:pPr>
+      <w:r>
+        <w:drawing>
+          <wp:inline>
+            <wp:extent cx="3121152" cy="3121152"/>
+            <wp:effectExtent b="0" l="0" r="0" t="0"/>
+            <wp:docPr descr="Скриншот: Главная страница кабинета" title="" id="26" name="Picture"/>
+            <a:graphic>
+              <a:graphicData uri="http://schemas.openxmlformats.org/drawingml/2006/picture">
+                <pic:pic>
+                  <pic:nvPicPr>
+                    <pic:cNvPr descr="images/student_dashboard.jpg" id="27" name="Picture"/>
+                    <pic:cNvPicPr>
+                      <a:picLocks noChangeArrowheads="1" noChangeAspect="1"/>
+                    </pic:cNvPicPr>
+                  </pic:nvPicPr>
+                  <pic:blipFill>
+                    <a:blip r:embed="rId25"/>
+                    <a:stretch>
+                      <a:fillRect/>
+                    </a:stretch>
+                  </pic:blipFill>
+                  <pic:spPr bwMode="auto">
+                    <a:xfrm>
+                      <a:off x="0" y="0"/>
+                      <a:ext cx="3121152" cy="3121152"/>
+                    </a:xfrm>
+                    <a:prstGeom prst="rect">
+                      <a:avLst/>
+                    </a:prstGeom>
+                    <a:noFill/>
+                    <a:ln w="9525">
+                      <a:noFill/>
+                      <a:headEnd/>
+                      <a:tailEnd/>
+                    </a:ln>
+                  </pic:spPr>
+                </pic:pic>
+              </a:graphicData>
+            </a:graphic>
+          </wp:inline>
+        </w:drawing>
+      </w:r>
+    </w:p>
+    <w:p>
+      <w:pPr>
+        <w:pStyle w:val="ImageCaption"/>
+      </w:pPr>
+      <w:r>
+        <w:t xml:space="preserve">Скриншот: Главная страница кабинета</w:t>
       </w:r>
     </w:p>
     <w:p>
@@ -968,8 +997,8 @@
         </w:pict>
       </w:r>
     </w:p>
-    <w:bookmarkEnd w:id="25"/>
-    <w:bookmarkStart w:id="29" w:name="дневник-состояния"/>
+    <w:bookmarkEnd w:id="28"/>
+    <w:bookmarkStart w:id="35" w:name="дневник-состояния"/>
     <w:p>
       <w:pPr>
         <w:pStyle w:val="Heading2"/>
@@ -1011,7 +1040,62 @@
         <w:t xml:space="preserve">) — место для ежедневных коротких отметок самочувствия.</w:t>
       </w:r>
     </w:p>
-    <w:bookmarkStart w:id="26" w:name="как-сделать-отметку"/>
+    <w:p>
+      <w:pPr>
+        <w:pStyle w:val="CaptionedFigure"/>
+      </w:pPr>
+      <w:r>
+        <w:drawing>
+          <wp:inline>
+            <wp:extent cx="3121152" cy="3121152"/>
+            <wp:effectExtent b="0" l="0" r="0" t="0"/>
+            <wp:docPr descr="Скриншот: Дневник состояния" title="" id="30" name="Picture"/>
+            <a:graphic>
+              <a:graphicData uri="http://schemas.openxmlformats.org/drawingml/2006/picture">
+                <pic:pic>
+                  <pic:nvPicPr>
+                    <pic:cNvPr descr="images/student_diary.jpg" id="31" name="Picture"/>
+                    <pic:cNvPicPr>
+                      <a:picLocks noChangeArrowheads="1" noChangeAspect="1"/>
+                    </pic:cNvPicPr>
+                  </pic:nvPicPr>
+                  <pic:blipFill>
+                    <a:blip r:embed="rId29"/>
+                    <a:stretch>
+                      <a:fillRect/>
+                    </a:stretch>
+                  </pic:blipFill>
+                  <pic:spPr bwMode="auto">
+                    <a:xfrm>
+                      <a:off x="0" y="0"/>
+                      <a:ext cx="3121152" cy="3121152"/>
+                    </a:xfrm>
+                    <a:prstGeom prst="rect">
+                      <a:avLst/>
+                    </a:prstGeom>
+                    <a:noFill/>
+                    <a:ln w="9525">
+                      <a:noFill/>
+                      <a:headEnd/>
+                      <a:tailEnd/>
+                    </a:ln>
+                  </pic:spPr>
+                </pic:pic>
+              </a:graphicData>
+            </a:graphic>
+          </wp:inline>
+        </w:drawing>
+      </w:r>
+    </w:p>
+    <w:p>
+      <w:pPr>
+        <w:pStyle w:val="ImageCaption"/>
+      </w:pPr>
+      <w:r>
+        <w:t xml:space="preserve">Скриншот: Дневник состояния</w:t>
+      </w:r>
+    </w:p>
+    <w:bookmarkStart w:id="32" w:name="как-сделать-отметку"/>
     <w:p>
       <w:pPr>
         <w:pStyle w:val="Heading3"/>
@@ -1157,8 +1241,8 @@
         <w:t xml:space="preserve">на каждый день допускается ровно одна запись — повторное сохранение в тот же день просто обновляет её.</w:t>
       </w:r>
     </w:p>
-    <w:bookmarkEnd w:id="26"/>
-    <w:bookmarkStart w:id="27" w:name="история-записей"/>
+    <w:bookmarkEnd w:id="32"/>
+    <w:bookmarkStart w:id="33" w:name="история-записей"/>
     <w:p>
       <w:pPr>
         <w:pStyle w:val="Heading3"/>
@@ -1277,8 +1361,8 @@
         <w:t xml:space="preserve">.</w:t>
       </w:r>
     </w:p>
-    <w:bookmarkEnd w:id="27"/>
-    <w:bookmarkStart w:id="28" w:name="самонаблюдение"/>
+    <w:bookmarkEnd w:id="33"/>
+    <w:bookmarkStart w:id="34" w:name="самонаблюдение"/>
     <w:p>
       <w:pPr>
         <w:pStyle w:val="Heading3"/>
@@ -1318,9 +1402,9 @@
         </w:pict>
       </w:r>
     </w:p>
-    <w:bookmarkEnd w:id="28"/>
-    <w:bookmarkEnd w:id="29"/>
-    <w:bookmarkStart w:id="32" w:name="тесты-и-психодиагностика"/>
+    <w:bookmarkEnd w:id="34"/>
+    <w:bookmarkEnd w:id="35"/>
+    <w:bookmarkStart w:id="38" w:name="тесты-и-психодиагностика"/>
     <w:p>
       <w:pPr>
         <w:pStyle w:val="Heading2"/>
@@ -1362,7 +1446,7 @@
         <w:t xml:space="preserve">) объединяет каталог доступных методик и историю ваших результатов.</w:t>
       </w:r>
     </w:p>
-    <w:bookmarkStart w:id="30" w:name="как-пройти-тест"/>
+    <w:bookmarkStart w:id="36" w:name="как-пройти-тест"/>
     <w:p>
       <w:pPr>
         <w:pStyle w:val="Heading3"/>
@@ -1524,8 +1608,8 @@
         <w:t xml:space="preserve">Если во время прохождения администратор изменил тест, система предупредит, что ответы отправить не удалось, и предложит пройти тест заново после обновления страницы.</w:t>
       </w:r>
     </w:p>
-    <w:bookmarkEnd w:id="30"/>
-    <w:bookmarkStart w:id="31" w:name="результаты"/>
+    <w:bookmarkEnd w:id="36"/>
+    <w:bookmarkStart w:id="37" w:name="результаты"/>
     <w:p>
       <w:pPr>
         <w:pStyle w:val="Heading3"/>
@@ -1602,9 +1686,9 @@
         </w:pict>
       </w:r>
     </w:p>
-    <w:bookmarkEnd w:id="31"/>
-    <w:bookmarkEnd w:id="32"/>
-    <w:bookmarkStart w:id="33" w:name="материалы-и-статьи"/>
+    <w:bookmarkEnd w:id="37"/>
+    <w:bookmarkEnd w:id="38"/>
+    <w:bookmarkStart w:id="39" w:name="материалы-и-статьи"/>
     <w:p>
       <w:pPr>
         <w:pStyle w:val="Heading2"/>
@@ -1729,8 +1813,8 @@
         </w:pict>
       </w:r>
     </w:p>
-    <w:bookmarkEnd w:id="33"/>
-    <w:bookmarkStart w:id="34" w:name="задания-психолога"/>
+    <w:bookmarkEnd w:id="39"/>
+    <w:bookmarkStart w:id="40" w:name="задания-психолога"/>
     <w:p>
       <w:pPr>
         <w:pStyle w:val="Heading2"/>
@@ -1797,8 +1881,8 @@
         </w:pict>
       </w:r>
     </w:p>
-    <w:bookmarkEnd w:id="34"/>
-    <w:bookmarkStart w:id="37" w:name="сообщения-чат-с-психологом"/>
+    <w:bookmarkEnd w:id="40"/>
+    <w:bookmarkStart w:id="46" w:name="сообщения-чат-с-психологом"/>
     <w:p>
       <w:pPr>
         <w:pStyle w:val="Heading2"/>
@@ -1840,7 +1924,62 @@
         <w:t xml:space="preserve">) — переписка с психологом, к которому вас прикрепил супервизор.</w:t>
       </w:r>
     </w:p>
-    <w:bookmarkStart w:id="35" w:name="как-написать-сообщение"/>
+    <w:p>
+      <w:pPr>
+        <w:pStyle w:val="CaptionedFigure"/>
+      </w:pPr>
+      <w:r>
+        <w:drawing>
+          <wp:inline>
+            <wp:extent cx="3121152" cy="3121152"/>
+            <wp:effectExtent b="0" l="0" r="0" t="0"/>
+            <wp:docPr descr="Скриншот: Сообщения и чат" title="" id="42" name="Picture"/>
+            <a:graphic>
+              <a:graphicData uri="http://schemas.openxmlformats.org/drawingml/2006/picture">
+                <pic:pic>
+                  <pic:nvPicPr>
+                    <pic:cNvPr descr="images/messenger_chat.jpg" id="43" name="Picture"/>
+                    <pic:cNvPicPr>
+                      <a:picLocks noChangeArrowheads="1" noChangeAspect="1"/>
+                    </pic:cNvPicPr>
+                  </pic:nvPicPr>
+                  <pic:blipFill>
+                    <a:blip r:embed="rId41"/>
+                    <a:stretch>
+                      <a:fillRect/>
+                    </a:stretch>
+                  </pic:blipFill>
+                  <pic:spPr bwMode="auto">
+                    <a:xfrm>
+                      <a:off x="0" y="0"/>
+                      <a:ext cx="3121152" cy="3121152"/>
+                    </a:xfrm>
+                    <a:prstGeom prst="rect">
+                      <a:avLst/>
+                    </a:prstGeom>
+                    <a:noFill/>
+                    <a:ln w="9525">
+                      <a:noFill/>
+                      <a:headEnd/>
+                      <a:tailEnd/>
+                    </a:ln>
+                  </pic:spPr>
+                </pic:pic>
+              </a:graphicData>
+            </a:graphic>
+          </wp:inline>
+        </w:drawing>
+      </w:r>
+    </w:p>
+    <w:p>
+      <w:pPr>
+        <w:pStyle w:val="ImageCaption"/>
+      </w:pPr>
+      <w:r>
+        <w:t xml:space="preserve">Скриншот: Сообщения и чат</w:t>
+      </w:r>
+    </w:p>
+    <w:bookmarkStart w:id="44" w:name="как-написать-сообщение"/>
     <w:p>
       <w:pPr>
         <w:pStyle w:val="Heading3"/>
@@ -1929,8 +2068,8 @@
         <w:t xml:space="preserve">Своё отправленное сообщение можно изменить или удалить через меню «…» рядом с сообщением.</w:t>
       </w:r>
     </w:p>
-    <w:bookmarkEnd w:id="35"/>
-    <w:bookmarkStart w:id="36" w:name="ограничения"/>
+    <w:bookmarkEnd w:id="44"/>
+    <w:bookmarkStart w:id="45" w:name="ограничения"/>
     <w:p>
       <w:pPr>
         <w:pStyle w:val="Heading3"/>
@@ -1998,9 +2137,9 @@
         </w:pict>
       </w:r>
     </w:p>
-    <w:bookmarkEnd w:id="36"/>
-    <w:bookmarkEnd w:id="37"/>
-    <w:bookmarkStart w:id="42" w:name="календарь-и-запись-на-консультацию"/>
+    <w:bookmarkEnd w:id="45"/>
+    <w:bookmarkEnd w:id="46"/>
+    <w:bookmarkStart w:id="51" w:name="календарь-и-запись-на-консультацию"/>
     <w:p>
       <w:pPr>
         <w:pStyle w:val="Heading2"/>
@@ -2042,7 +2181,7 @@
         <w:t xml:space="preserve">) — основной инструмент для записи к психологу.</w:t>
       </w:r>
     </w:p>
-    <w:bookmarkStart w:id="38" w:name="как-записаться-на-консультацию"/>
+    <w:bookmarkStart w:id="47" w:name="как-записаться-на-консультацию"/>
     <w:p>
       <w:pPr>
         <w:pStyle w:val="Heading3"/>
@@ -2194,8 +2333,8 @@
         <w:t xml:space="preserve">После успешной отправки появится сообщение «Запись создана! Ожидайте подтверждения психолога.»</w:t>
       </w:r>
     </w:p>
-    <w:bookmarkEnd w:id="38"/>
-    <w:bookmarkStart w:id="39" w:name="статусы-записи"/>
+    <w:bookmarkEnd w:id="47"/>
+    <w:bookmarkStart w:id="48" w:name="статусы-записи"/>
     <w:p>
       <w:pPr>
         <w:pStyle w:val="Heading3"/>
@@ -2401,8 +2540,8 @@
         </w:tc>
       </w:tr>
     </w:tbl>
-    <w:bookmarkEnd w:id="39"/>
-    <w:bookmarkStart w:id="40" w:name="отмена-записи"/>
+    <w:bookmarkEnd w:id="48"/>
+    <w:bookmarkStart w:id="49" w:name="отмена-записи"/>
     <w:p>
       <w:pPr>
         <w:pStyle w:val="Heading3"/>
@@ -2448,8 +2587,8 @@
         <w:t xml:space="preserve">.</w:t>
       </w:r>
     </w:p>
-    <w:bookmarkEnd w:id="40"/>
-    <w:bookmarkStart w:id="41" w:name="календарь"/>
+    <w:bookmarkEnd w:id="49"/>
+    <w:bookmarkStart w:id="50" w:name="календарь"/>
     <w:p>
       <w:pPr>
         <w:pStyle w:val="Heading3"/>
@@ -2502,9 +2641,9 @@
         </w:pict>
       </w:r>
     </w:p>
-    <w:bookmarkEnd w:id="41"/>
-    <w:bookmarkEnd w:id="42"/>
-    <w:bookmarkStart w:id="43" w:name="групповые-занятия"/>
+    <w:bookmarkEnd w:id="50"/>
+    <w:bookmarkEnd w:id="51"/>
+    <w:bookmarkStart w:id="52" w:name="групповые-занятия"/>
     <w:p>
       <w:pPr>
         <w:pStyle w:val="Heading2"/>
@@ -2636,8 +2775,8 @@
         </w:pict>
       </w:r>
     </w:p>
-    <w:bookmarkEnd w:id="43"/>
-    <w:bookmarkStart w:id="47" w:name="настройки-аккаунта"/>
+    <w:bookmarkEnd w:id="52"/>
+    <w:bookmarkStart w:id="56" w:name="настройки-аккаунта"/>
     <w:p>
       <w:pPr>
         <w:pStyle w:val="Heading2"/>
@@ -2679,7 +2818,7 @@
         <w:t xml:space="preserve">) разделён на реально сохраняемые данные и визуальные заготовки.</w:t>
       </w:r>
     </w:p>
-    <w:bookmarkStart w:id="44" w:name="что-сохраняется-по-настоящему"/>
+    <w:bookmarkStart w:id="53" w:name="что-сохраняется-по-настоящему"/>
     <w:p>
       <w:pPr>
         <w:pStyle w:val="Heading3"/>
@@ -2777,8 +2916,8 @@
         <w:t xml:space="preserve">(настраиваются из значков в верхней панели кабинета, не на этой странице) — сохраняются в вашем профиле.</w:t>
       </w:r>
     </w:p>
-    <w:bookmarkEnd w:id="44"/>
-    <w:bookmarkStart w:id="45" w:name="X4bf22b046ed9db9c94134248235e514a2681435"/>
+    <w:bookmarkEnd w:id="53"/>
+    <w:bookmarkStart w:id="54" w:name="X4bf22b046ed9db9c94134248235e514a2681435"/>
     <w:p>
       <w:pPr>
         <w:pStyle w:val="Heading3"/>
@@ -2868,8 +3007,8 @@
         <w:t xml:space="preserve">(переключатели напоминаний о сессиях, заданиях, новых материалах и еженедельном итоге) — переключаются визуально, но настройка не отправляется на сервер.</w:t>
       </w:r>
     </w:p>
-    <w:bookmarkEnd w:id="45"/>
-    <w:bookmarkStart w:id="46" w:name="помощь-в-кризисный-момент"/>
+    <w:bookmarkEnd w:id="54"/>
+    <w:bookmarkStart w:id="55" w:name="помощь-в-кризисный-момент"/>
     <w:p>
       <w:pPr>
         <w:pStyle w:val="Heading3"/>
@@ -2909,9 +3048,9 @@
         </w:pict>
       </w:r>
     </w:p>
-    <w:bookmarkEnd w:id="46"/>
-    <w:bookmarkEnd w:id="47"/>
-    <w:bookmarkStart w:id="48" w:name="тема-оформления-и-режим-для-слабовидящих"/>
+    <w:bookmarkEnd w:id="55"/>
+    <w:bookmarkEnd w:id="56"/>
+    <w:bookmarkStart w:id="57" w:name="тема-оформления-и-режим-для-слабовидящих"/>
     <w:p>
       <w:pPr>
         <w:pStyle w:val="Heading2"/>
@@ -2987,8 +3126,8 @@
         </w:pict>
       </w:r>
     </w:p>
-    <w:bookmarkEnd w:id="48"/>
-    <w:bookmarkStart w:id="49" w:name="что-пока-не-работает-по-настоящему"/>
+    <w:bookmarkEnd w:id="57"/>
+    <w:bookmarkStart w:id="58" w:name="что-пока-не-работает-по-настоящему"/>
     <w:p>
       <w:pPr>
         <w:pStyle w:val="Heading2"/>
@@ -3180,8 +3319,8 @@
         <w:t xml:space="preserve">Если у вас возникли вопросы или сложности при использовании платформы — напишите психологу в разделе «Сообщения» или обратитесь в психологическую службу ДонГУ напрямую.</w:t>
       </w:r>
     </w:p>
-    <w:bookmarkEnd w:id="49"/>
-    <w:bookmarkEnd w:id="50"/>
+    <w:bookmarkEnd w:id="58"/>
+    <w:bookmarkEnd w:id="59"/>
     <w:sectPr/>
   </w:body>
 </w:document>
@@ -3763,7 +3902,7 @@
         <w:rFonts w:asciiTheme="minorHAnsi" w:cstheme="minorBidi" w:eastAsiaTheme="minorHAnsi" w:hAnsiTheme="minorHAnsi"/>
         <w:sz w:val="24"/>
         <w:szCs w:val="24"/>
-        <w:lang w:bidi="ar-SA" w:eastAsia="en-US" w:val="ru"/>
+        <w:lang w:bidi="ar-SA" w:eastAsia="en-US" w:val="en-US"/>
       </w:rPr>
     </w:rPrDefault>
     <w:pPrDefault>
